--- a/Semester 3/Web Programming/questions/wp_unit2.docx
+++ b/Semester 3/Web Programming/questions/wp_unit2.docx
@@ -1367,7 +1367,18 @@
           <w:sz w:val="18"/>
           <w:szCs w:val="22"/>
         </w:rPr>
-        <w:t>function</w:t>
+        <w:t>fun</w:t>
+      </w:r>
+      <w:bookmarkStart w:id="0" w:name="_GoBack"/>
+      <w:bookmarkEnd w:id="0"/>
+      <w:r>
+        <w:rPr>
+          <w:rStyle w:val="HTMLCode"/>
+          <w:rFonts w:ascii="FiraCode Nerd Font Mono Med" w:hAnsi="FiraCode Nerd Font Mono Med" w:cs="FiraCode Nerd Font Mono Med"/>
+          <w:sz w:val="18"/>
+          <w:szCs w:val="22"/>
+        </w:rPr>
+        <w:t>ction</w:t>
       </w:r>
       <w:proofErr w:type="gramEnd"/>
       <w:r>
@@ -11622,8 +11633,6 @@
           <w:lang w:eastAsia="en-IN"/>
         </w:rPr>
       </w:pPr>
-      <w:bookmarkStart w:id="0" w:name="_GoBack"/>
-      <w:bookmarkEnd w:id="0"/>
     </w:p>
     <w:sectPr>
       <w:pgSz w:w="11906" w:h="16838"/>
